--- a/backend-google-docs/13-backend-system-design.docx
+++ b/backend-google-docs/13-backend-system-design.docx
@@ -85,7 +85,7 @@
       </w:r>
       <w:r>
         <w:rPr/>
-        <w:t xml:space="preserve"> full answers to common prompts, each with four parts.</w:t>
+        <w:t xml:space="preserve"> 14 full answers to common prompts, each with four parts.</w:t>
       </w:r>
     </w:p>
     <w:p>
@@ -1758,6 +1758,1740 @@
       </w:pPr>
       <w:r>
         <w:rPr/>
+        <w:t>🟢 More Basics</w:t>
+      </w:r>
+    </w:p>
+    <w:p>
+      <w:pPr>
+        <w:keepNext/>
+        <w:spacing w:before="200"/>
+      </w:pPr>
+      <w:r>
+        <w:rPr>
+          <w:color w:val="1F3A5F"/>
+          <w:sz w:val="24"/>
+        </w:rPr>
+      </w:r>
+      <w:r>
+        <w:rPr>
+          <w:b/>
+          <w:color w:val="1F3A5F"/>
+          <w:sz w:val="24"/>
+        </w:rPr>
+        <w:t>Q11. What does a load balancer do, and what algorithms exist?</w:t>
+      </w:r>
+      <w:r>
+        <w:rPr>
+          <w:color w:val="1F3A5F"/>
+          <w:sz w:val="24"/>
+        </w:rPr>
+      </w:r>
+    </w:p>
+    <w:p>
+      <w:r>
+        <w:rPr/>
+      </w:r>
+      <w:r>
+        <w:rPr>
+          <w:b/>
+        </w:rPr>
+        <w:t>Short answer:</w:t>
+      </w:r>
+      <w:r>
+        <w:rPr/>
+        <w:t xml:space="preserve"> Spreads requests across healthy instances and terminates TLS; algorithms include round robin, least connections, IP hash and weighted.</w:t>
+      </w:r>
+    </w:p>
+    <w:p>
+      <w:r>
+        <w:rPr/>
+      </w:r>
+      <w:r>
+        <w:rPr>
+          <w:b/>
+        </w:rPr>
+        <w:t>Explanation:</w:t>
+      </w:r>
+      <w:r>
+        <w:rPr/>
+        <w:t xml:space="preserve"> Layer 7 (ALB) routes by path or host; layer 4 (NLB) by TCP/UDP.</w:t>
+      </w:r>
+    </w:p>
+    <w:p>
+      <w:r>
+        <w:rPr/>
+      </w:r>
+      <w:r>
+        <w:rPr>
+          <w:b/>
+        </w:rPr>
+        <w:t>Example:</w:t>
+      </w:r>
+      <w:r>
+        <w:rPr/>
+        <w:t xml:space="preserve"> ALB routes </w:t>
+      </w:r>
+      <w:r>
+        <w:rPr>
+          <w:rFonts w:ascii="Courier New" w:hAnsi="Courier New"/>
+          <w:color w:val="B42318"/>
+          <w:sz w:val="20"/>
+        </w:rPr>
+        <w:t>/api</w:t>
+      </w:r>
+      <w:r>
+        <w:rPr/>
+        <w:t xml:space="preserve"> to API services and </w:t>
+      </w:r>
+      <w:r>
+        <w:rPr>
+          <w:rFonts w:ascii="Courier New" w:hAnsi="Courier New"/>
+          <w:color w:val="B42318"/>
+          <w:sz w:val="20"/>
+        </w:rPr>
+        <w:t>/ws</w:t>
+      </w:r>
+      <w:r>
+        <w:rPr/>
+        <w:t xml:space="preserve"> to WebSocket gateways.</w:t>
+      </w:r>
+    </w:p>
+    <w:p>
+      <w:r>
+        <w:rPr/>
+      </w:r>
+      <w:r>
+        <w:rPr>
+          <w:b/>
+        </w:rPr>
+        <w:t>Say it like this:</w:t>
+      </w:r>
+      <w:r>
+        <w:rPr/>
+        <w:t xml:space="preserve"> "Load balancers spread traffic and remove unhealthy instances; L7 for HTTP routing, L4 for raw TCP or UDP."</w:t>
+      </w:r>
+    </w:p>
+    <w:p>
+      <w:pPr>
+        <w:pBdr>
+          <w:bottom w:val="single" w:sz="6" w:space="1" w:color="BFC7D5"/>
+        </w:pBdr>
+      </w:pPr>
+    </w:p>
+    <w:p>
+      <w:pPr>
+        <w:keepNext/>
+        <w:spacing w:before="200"/>
+      </w:pPr>
+      <w:r>
+        <w:rPr>
+          <w:color w:val="1F3A5F"/>
+          <w:sz w:val="24"/>
+        </w:rPr>
+      </w:r>
+      <w:r>
+        <w:rPr>
+          <w:b/>
+          <w:color w:val="1F3A5F"/>
+          <w:sz w:val="24"/>
+        </w:rPr>
+        <w:t>Q12. What is latency vs throughput vs availability?</w:t>
+      </w:r>
+      <w:r>
+        <w:rPr>
+          <w:color w:val="1F3A5F"/>
+          <w:sz w:val="24"/>
+        </w:rPr>
+      </w:r>
+    </w:p>
+    <w:p>
+      <w:r>
+        <w:rPr/>
+      </w:r>
+      <w:r>
+        <w:rPr>
+          <w:b/>
+        </w:rPr>
+        <w:t>Short answer:</w:t>
+      </w:r>
+      <w:r>
+        <w:rPr/>
+        <w:t xml:space="preserve"> Latency is time per request, throughput is requests per second, availability is the percentage of time the system works.</w:t>
+      </w:r>
+    </w:p>
+    <w:p>
+      <w:r>
+        <w:rPr/>
+      </w:r>
+      <w:r>
+        <w:rPr>
+          <w:b/>
+        </w:rPr>
+        <w:t>Explanation:</w:t>
+      </w:r>
+      <w:r>
+        <w:rPr/>
+        <w:t xml:space="preserve"> Designs trade them off: batching improves throughput but adds latency.</w:t>
+      </w:r>
+    </w:p>
+    <w:p>
+      <w:r>
+        <w:rPr/>
+      </w:r>
+      <w:r>
+        <w:rPr>
+          <w:b/>
+        </w:rPr>
+        <w:t>Example:</w:t>
+      </w:r>
+      <w:r>
+        <w:rPr/>
+        <w:t xml:space="preserve"> 99.9% availability allows about 43 minutes of downtime a month.</w:t>
+      </w:r>
+    </w:p>
+    <w:p>
+      <w:r>
+        <w:rPr/>
+      </w:r>
+      <w:r>
+        <w:rPr>
+          <w:b/>
+        </w:rPr>
+        <w:t>Say it like this:</w:t>
+      </w:r>
+      <w:r>
+        <w:rPr/>
+        <w:t xml:space="preserve"> "I state targets for all three up front, because they drive different design choices."</w:t>
+      </w:r>
+    </w:p>
+    <w:p>
+      <w:pPr>
+        <w:pBdr>
+          <w:bottom w:val="single" w:sz="6" w:space="1" w:color="BFC7D5"/>
+        </w:pBdr>
+      </w:pPr>
+    </w:p>
+    <w:p>
+      <w:pPr>
+        <w:keepNext/>
+        <w:spacing w:before="200"/>
+      </w:pPr>
+      <w:r>
+        <w:rPr>
+          <w:color w:val="1F3A5F"/>
+          <w:sz w:val="24"/>
+        </w:rPr>
+      </w:r>
+      <w:r>
+        <w:rPr>
+          <w:b/>
+          <w:color w:val="1F3A5F"/>
+          <w:sz w:val="24"/>
+        </w:rPr>
+        <w:t>Q13. What is a reverse proxy vs an API gateway?</w:t>
+      </w:r>
+      <w:r>
+        <w:rPr>
+          <w:color w:val="1F3A5F"/>
+          <w:sz w:val="24"/>
+        </w:rPr>
+      </w:r>
+    </w:p>
+    <w:p>
+      <w:r>
+        <w:rPr/>
+      </w:r>
+      <w:r>
+        <w:rPr>
+          <w:b/>
+        </w:rPr>
+        <w:t>Short answer:</w:t>
+      </w:r>
+      <w:r>
+        <w:rPr/>
+        <w:t xml:space="preserve"> A reverse proxy forwards requests to backends (TLS, caching, compression); an API gateway adds API concerns like auth, rate limiting, routing and request transformation.</w:t>
+      </w:r>
+    </w:p>
+    <w:p>
+      <w:r>
+        <w:rPr/>
+      </w:r>
+      <w:r>
+        <w:rPr>
+          <w:b/>
+        </w:rPr>
+        <w:t>Explanation:</w:t>
+      </w:r>
+      <w:r>
+        <w:rPr/>
+        <w:t xml:space="preserve"> Nginx is a reverse proxy; Kong or AWS API Gateway are gateways.</w:t>
+      </w:r>
+    </w:p>
+    <w:p>
+      <w:r>
+        <w:rPr/>
+      </w:r>
+      <w:r>
+        <w:rPr>
+          <w:b/>
+        </w:rPr>
+        <w:t>Example:</w:t>
+      </w:r>
+      <w:r>
+        <w:rPr/>
+        <w:t xml:space="preserve"> AWS API Gateway validates API keys and throttles partners before the backend.</w:t>
+      </w:r>
+    </w:p>
+    <w:p>
+      <w:r>
+        <w:rPr/>
+      </w:r>
+      <w:r>
+        <w:rPr>
+          <w:b/>
+        </w:rPr>
+        <w:t>Say it like this:</w:t>
+      </w:r>
+      <w:r>
+        <w:rPr/>
+        <w:t xml:space="preserve"> "A proxy forwards traffic; a gateway also enforces API policies like auth and rate limits."</w:t>
+      </w:r>
+    </w:p>
+    <w:p>
+      <w:pPr>
+        <w:pBdr>
+          <w:bottom w:val="single" w:sz="6" w:space="1" w:color="BFC7D5"/>
+        </w:pBdr>
+      </w:pPr>
+    </w:p>
+    <w:p>
+      <w:pPr>
+        <w:keepNext/>
+        <w:spacing w:before="200"/>
+      </w:pPr>
+      <w:r>
+        <w:rPr>
+          <w:color w:val="1F3A5F"/>
+          <w:sz w:val="24"/>
+        </w:rPr>
+      </w:r>
+      <w:r>
+        <w:rPr>
+          <w:b/>
+          <w:color w:val="1F3A5F"/>
+          <w:sz w:val="24"/>
+        </w:rPr>
+        <w:t>Q14. What is object storage, and when do you use it?</w:t>
+      </w:r>
+      <w:r>
+        <w:rPr>
+          <w:color w:val="1F3A5F"/>
+          <w:sz w:val="24"/>
+        </w:rPr>
+      </w:r>
+    </w:p>
+    <w:p>
+      <w:r>
+        <w:rPr/>
+      </w:r>
+      <w:r>
+        <w:rPr>
+          <w:b/>
+        </w:rPr>
+        <w:t>Short answer:</w:t>
+      </w:r>
+      <w:r>
+        <w:rPr/>
+        <w:t xml:space="preserve"> Storage for files as objects with keys (S3), cheap and highly durable, accessed over HTTP; use it for media, documents, backups and exports.</w:t>
+      </w:r>
+    </w:p>
+    <w:p>
+      <w:r>
+        <w:rPr/>
+      </w:r>
+      <w:r>
+        <w:rPr>
+          <w:b/>
+        </w:rPr>
+        <w:t>Explanation:</w:t>
+      </w:r>
+      <w:r>
+        <w:rPr/>
+        <w:t xml:space="preserve"> Never store large files in the database.</w:t>
+      </w:r>
+    </w:p>
+    <w:p>
+      <w:r>
+        <w:rPr/>
+      </w:r>
+      <w:r>
+        <w:rPr>
+          <w:b/>
+        </w:rPr>
+        <w:t>Example:</w:t>
+      </w:r>
+      <w:r>
+        <w:rPr/>
+        <w:t xml:space="preserve"> Recordings in S3, metadata in Postgres.</w:t>
+      </w:r>
+    </w:p>
+    <w:p>
+      <w:r>
+        <w:rPr/>
+      </w:r>
+      <w:r>
+        <w:rPr>
+          <w:b/>
+        </w:rPr>
+        <w:t>Say it like this:</w:t>
+      </w:r>
+      <w:r>
+        <w:rPr/>
+        <w:t xml:space="preserve"> "Bytes go in object storage, metadata goes in the database."</w:t>
+      </w:r>
+    </w:p>
+    <w:p>
+      <w:pPr>
+        <w:pBdr>
+          <w:bottom w:val="single" w:sz="6" w:space="1" w:color="BFC7D5"/>
+        </w:pBdr>
+      </w:pPr>
+    </w:p>
+    <w:p>
+      <w:pPr>
+        <w:keepNext/>
+        <w:spacing w:before="200"/>
+      </w:pPr>
+      <w:r>
+        <w:rPr>
+          <w:color w:val="1F3A5F"/>
+          <w:sz w:val="24"/>
+        </w:rPr>
+      </w:r>
+      <w:r>
+        <w:rPr>
+          <w:b/>
+          <w:color w:val="1F3A5F"/>
+          <w:sz w:val="24"/>
+        </w:rPr>
+        <w:t>Q15. How do you estimate storage needs?</w:t>
+      </w:r>
+      <w:r>
+        <w:rPr>
+          <w:color w:val="1F3A5F"/>
+          <w:sz w:val="24"/>
+        </w:rPr>
+      </w:r>
+    </w:p>
+    <w:p>
+      <w:r>
+        <w:rPr/>
+      </w:r>
+      <w:r>
+        <w:rPr>
+          <w:b/>
+        </w:rPr>
+        <w:t>Short answer:</w:t>
+      </w:r>
+      <w:r>
+        <w:rPr/>
+        <w:t xml:space="preserve"> Items per day × size per item × retention period, plus replication and indexes.</w:t>
+      </w:r>
+    </w:p>
+    <w:p>
+      <w:r>
+        <w:rPr/>
+      </w:r>
+      <w:r>
+        <w:rPr>
+          <w:b/>
+        </w:rPr>
+        <w:t>Explanation:</w:t>
+      </w:r>
+      <w:r>
+        <w:rPr/>
+        <w:t xml:space="preserve"> Show the maths simply.</w:t>
+      </w:r>
+    </w:p>
+    <w:p>
+      <w:r>
+        <w:rPr/>
+      </w:r>
+      <w:r>
+        <w:rPr>
+          <w:b/>
+        </w:rPr>
+        <w:t>Example:</w:t>
+      </w:r>
+      <w:r>
+        <w:rPr/>
+        <w:t xml:space="preserve"> 1,300 calls a day × 5 MB audio × 365 days ≈ 2.4 TB a year of recordings.</w:t>
+      </w:r>
+    </w:p>
+    <w:p>
+      <w:r>
+        <w:rPr/>
+      </w:r>
+      <w:r>
+        <w:rPr>
+          <w:b/>
+        </w:rPr>
+        <w:t>Say it like this:</w:t>
+      </w:r>
+      <w:r>
+        <w:rPr/>
+        <w:t xml:space="preserve"> "I multiply volume, size and retention, and that number decides storage class and cost."</w:t>
+      </w:r>
+    </w:p>
+    <w:p>
+      <w:pPr>
+        <w:pBdr>
+          <w:bottom w:val="single" w:sz="6" w:space="1" w:color="BFC7D5"/>
+        </w:pBdr>
+      </w:pPr>
+    </w:p>
+    <w:p>
+      <w:pPr>
+        <w:keepNext/>
+        <w:spacing w:before="200"/>
+      </w:pPr>
+      <w:r>
+        <w:rPr>
+          <w:color w:val="1F3A5F"/>
+          <w:sz w:val="24"/>
+        </w:rPr>
+      </w:r>
+      <w:r>
+        <w:rPr>
+          <w:b/>
+          <w:color w:val="1F3A5F"/>
+          <w:sz w:val="24"/>
+        </w:rPr>
+        <w:t>Q16. What is a single point of failure?</w:t>
+      </w:r>
+      <w:r>
+        <w:rPr>
+          <w:color w:val="1F3A5F"/>
+          <w:sz w:val="24"/>
+        </w:rPr>
+      </w:r>
+    </w:p>
+    <w:p>
+      <w:r>
+        <w:rPr/>
+      </w:r>
+      <w:r>
+        <w:rPr>
+          <w:b/>
+        </w:rPr>
+        <w:t>Short answer:</w:t>
+      </w:r>
+      <w:r>
+        <w:rPr/>
+        <w:t xml:space="preserve"> A component whose failure takes down the whole system; remove them with redundancy and failover.</w:t>
+      </w:r>
+    </w:p>
+    <w:p>
+      <w:r>
+        <w:rPr/>
+      </w:r>
+      <w:r>
+        <w:rPr>
+          <w:b/>
+        </w:rPr>
+        <w:t>Explanation:</w:t>
+      </w:r>
+      <w:r>
+        <w:rPr/>
+        <w:t xml:space="preserve"> Includes people and processes (one person who can deploy).</w:t>
+      </w:r>
+    </w:p>
+    <w:p>
+      <w:r>
+        <w:rPr/>
+      </w:r>
+      <w:r>
+        <w:rPr>
+          <w:b/>
+        </w:rPr>
+        <w:t>Example:</w:t>
+      </w:r>
+      <w:r>
+        <w:rPr/>
+        <w:t xml:space="preserve"> One Redis instance used as the only job broker.</w:t>
+      </w:r>
+    </w:p>
+    <w:p>
+      <w:r>
+        <w:rPr/>
+      </w:r>
+      <w:r>
+        <w:rPr>
+          <w:b/>
+        </w:rPr>
+        <w:t>Say it like this:</w:t>
+      </w:r>
+      <w:r>
+        <w:rPr/>
+        <w:t xml:space="preserve"> "I walk the diagram box by box and ask what happens if it dies."</w:t>
+      </w:r>
+    </w:p>
+    <w:p>
+      <w:pPr>
+        <w:pBdr>
+          <w:bottom w:val="single" w:sz="6" w:space="1" w:color="BFC7D5"/>
+        </w:pBdr>
+      </w:pPr>
+    </w:p>
+    <w:p>
+      <w:pPr>
+        <w:pStyle w:val="Heading2"/>
+        <w:pBdr>
+          <w:bottom w:val="single" w:sz="6" w:space="1" w:color="BFC7D5"/>
+        </w:pBdr>
+      </w:pPr>
+      <w:r>
+        <w:rPr/>
+        <w:t>🟡 More Intermediate</w:t>
+      </w:r>
+    </w:p>
+    <w:p>
+      <w:pPr>
+        <w:keepNext/>
+        <w:spacing w:before="200"/>
+      </w:pPr>
+      <w:r>
+        <w:rPr>
+          <w:color w:val="1F3A5F"/>
+          <w:sz w:val="24"/>
+        </w:rPr>
+      </w:r>
+      <w:r>
+        <w:rPr>
+          <w:b/>
+          <w:color w:val="1F3A5F"/>
+          <w:sz w:val="24"/>
+        </w:rPr>
+        <w:t>Q17. What is consistent hashing?</w:t>
+      </w:r>
+      <w:r>
+        <w:rPr>
+          <w:color w:val="1F3A5F"/>
+          <w:sz w:val="24"/>
+        </w:rPr>
+      </w:r>
+    </w:p>
+    <w:p>
+      <w:r>
+        <w:rPr/>
+      </w:r>
+      <w:r>
+        <w:rPr>
+          <w:b/>
+        </w:rPr>
+        <w:t>Short answer:</w:t>
+      </w:r>
+      <w:r>
+        <w:rPr/>
+        <w:t xml:space="preserve"> A way of mapping keys to nodes on a hash ring so adding or removing a node only moves a small fraction of keys.</w:t>
+      </w:r>
+    </w:p>
+    <w:p>
+      <w:r>
+        <w:rPr/>
+      </w:r>
+      <w:r>
+        <w:rPr>
+          <w:b/>
+        </w:rPr>
+        <w:t>Explanation:</w:t>
+      </w:r>
+      <w:r>
+        <w:rPr/>
+        <w:t xml:space="preserve"> Used by caches, sharded databases and load balancers.</w:t>
+      </w:r>
+    </w:p>
+    <w:p>
+      <w:r>
+        <w:rPr/>
+      </w:r>
+      <w:r>
+        <w:rPr>
+          <w:b/>
+        </w:rPr>
+        <w:t>Example:</w:t>
+      </w:r>
+      <w:r>
+        <w:rPr/>
+        <w:t xml:space="preserve"> Adding a fifth cache node moves about 20% of keys instead of almost all.</w:t>
+      </w:r>
+    </w:p>
+    <w:p>
+      <w:r>
+        <w:rPr/>
+      </w:r>
+      <w:r>
+        <w:rPr>
+          <w:b/>
+        </w:rPr>
+        <w:t>Say it like this:</w:t>
+      </w:r>
+      <w:r>
+        <w:rPr/>
+        <w:t xml:space="preserve"> "Consistent hashing makes scaling a cluster cheap because most keys stay where they are."</w:t>
+      </w:r>
+    </w:p>
+    <w:p>
+      <w:pPr>
+        <w:pBdr>
+          <w:bottom w:val="single" w:sz="6" w:space="1" w:color="BFC7D5"/>
+        </w:pBdr>
+      </w:pPr>
+    </w:p>
+    <w:p>
+      <w:pPr>
+        <w:keepNext/>
+        <w:spacing w:before="200"/>
+      </w:pPr>
+      <w:r>
+        <w:rPr>
+          <w:color w:val="1F3A5F"/>
+          <w:sz w:val="24"/>
+        </w:rPr>
+      </w:r>
+      <w:r>
+        <w:rPr>
+          <w:b/>
+          <w:color w:val="1F3A5F"/>
+          <w:sz w:val="24"/>
+        </w:rPr>
+        <w:t>Q18. What is a service mesh, and do you need one?</w:t>
+      </w:r>
+      <w:r>
+        <w:rPr>
+          <w:color w:val="1F3A5F"/>
+          <w:sz w:val="24"/>
+        </w:rPr>
+      </w:r>
+    </w:p>
+    <w:p>
+      <w:r>
+        <w:rPr/>
+      </w:r>
+      <w:r>
+        <w:rPr>
+          <w:b/>
+        </w:rPr>
+        <w:t>Short answer:</w:t>
+      </w:r>
+      <w:r>
+        <w:rPr/>
+        <w:t xml:space="preserve"> Infrastructure (sidecars like Envoy) that handles service-to-service traffic: mTLS, retries, timeouts, observability.</w:t>
+      </w:r>
+    </w:p>
+    <w:p>
+      <w:r>
+        <w:rPr/>
+      </w:r>
+      <w:r>
+        <w:rPr>
+          <w:b/>
+        </w:rPr>
+        <w:t>Explanation:</w:t>
+      </w:r>
+      <w:r>
+        <w:rPr/>
+        <w:t xml:space="preserve"> Valuable with many services; overkill for a few.</w:t>
+      </w:r>
+    </w:p>
+    <w:p>
+      <w:r>
+        <w:rPr/>
+      </w:r>
+      <w:r>
+        <w:rPr>
+          <w:b/>
+        </w:rPr>
+        <w:t>Example:</w:t>
+      </w:r>
+      <w:r>
+        <w:rPr/>
+        <w:t xml:space="preserve"> Istio or Linkerd for 50 microservices; not for a monolith plus workers.</w:t>
+      </w:r>
+    </w:p>
+    <w:p>
+      <w:r>
+        <w:rPr/>
+      </w:r>
+      <w:r>
+        <w:rPr>
+          <w:b/>
+        </w:rPr>
+        <w:t>Say it like this:</w:t>
+      </w:r>
+      <w:r>
+        <w:rPr/>
+        <w:t xml:space="preserve"> "A mesh pays off with many services; for a handful, libraries and good defaults are enough."</w:t>
+      </w:r>
+    </w:p>
+    <w:p>
+      <w:pPr>
+        <w:pBdr>
+          <w:bottom w:val="single" w:sz="6" w:space="1" w:color="BFC7D5"/>
+        </w:pBdr>
+      </w:pPr>
+    </w:p>
+    <w:p>
+      <w:pPr>
+        <w:keepNext/>
+        <w:spacing w:before="200"/>
+      </w:pPr>
+      <w:r>
+        <w:rPr>
+          <w:color w:val="1F3A5F"/>
+          <w:sz w:val="24"/>
+        </w:rPr>
+      </w:r>
+      <w:r>
+        <w:rPr>
+          <w:b/>
+          <w:color w:val="1F3A5F"/>
+          <w:sz w:val="24"/>
+        </w:rPr>
+        <w:t>Q19. What is idempotency at the system level?</w:t>
+      </w:r>
+      <w:r>
+        <w:rPr>
+          <w:color w:val="1F3A5F"/>
+          <w:sz w:val="24"/>
+        </w:rPr>
+      </w:r>
+    </w:p>
+    <w:p>
+      <w:r>
+        <w:rPr/>
+      </w:r>
+      <w:r>
+        <w:rPr>
+          <w:b/>
+        </w:rPr>
+        <w:t>Short answer:</w:t>
+      </w:r>
+      <w:r>
+        <w:rPr/>
+        <w:t xml:space="preserve"> Designing operations so retries anywhere (clients, gateways, queues) don't cause duplicate effects.</w:t>
+      </w:r>
+    </w:p>
+    <w:p>
+      <w:r>
+        <w:rPr/>
+      </w:r>
+      <w:r>
+        <w:rPr>
+          <w:b/>
+        </w:rPr>
+        <w:t>Explanation:</w:t>
+      </w:r>
+      <w:r>
+        <w:rPr/>
+        <w:t xml:space="preserve"> Idempotency keys, upserts and unique constraints across the system.</w:t>
+      </w:r>
+    </w:p>
+    <w:p>
+      <w:r>
+        <w:rPr/>
+      </w:r>
+      <w:r>
+        <w:rPr>
+          <w:b/>
+        </w:rPr>
+        <w:t>Example:</w:t>
+      </w:r>
+      <w:r>
+        <w:rPr/>
+        <w:t xml:space="preserve"> Payment requests carry an idempotency key from the client to the provider.</w:t>
+      </w:r>
+    </w:p>
+    <w:p>
+      <w:r>
+        <w:rPr/>
+      </w:r>
+      <w:r>
+        <w:rPr>
+          <w:b/>
+        </w:rPr>
+        <w:t>Say it like this:</w:t>
+      </w:r>
+      <w:r>
+        <w:rPr/>
+        <w:t xml:space="preserve"> "In distributed systems retries are everywhere, so every write path must tolerate duplicates."</w:t>
+      </w:r>
+    </w:p>
+    <w:p>
+      <w:pPr>
+        <w:pBdr>
+          <w:bottom w:val="single" w:sz="6" w:space="1" w:color="BFC7D5"/>
+        </w:pBdr>
+      </w:pPr>
+    </w:p>
+    <w:p>
+      <w:pPr>
+        <w:keepNext/>
+        <w:spacing w:before="200"/>
+      </w:pPr>
+      <w:r>
+        <w:rPr>
+          <w:color w:val="1F3A5F"/>
+          <w:sz w:val="24"/>
+        </w:rPr>
+      </w:r>
+      <w:r>
+        <w:rPr>
+          <w:b/>
+          <w:color w:val="1F3A5F"/>
+          <w:sz w:val="24"/>
+        </w:rPr>
+        <w:t>Q20. How do you choose between push and pull for updates?</w:t>
+      </w:r>
+      <w:r>
+        <w:rPr>
+          <w:color w:val="1F3A5F"/>
+          <w:sz w:val="24"/>
+        </w:rPr>
+      </w:r>
+    </w:p>
+    <w:p>
+      <w:r>
+        <w:rPr/>
+      </w:r>
+      <w:r>
+        <w:rPr>
+          <w:b/>
+        </w:rPr>
+        <w:t>Short answer:</w:t>
+      </w:r>
+      <w:r>
+        <w:rPr/>
+        <w:t xml:space="preserve"> Push (WebSocket, SSE, webhooks) for timely updates with many interested clients; pull (polling) for simplicity or when updates are rare.</w:t>
+      </w:r>
+    </w:p>
+    <w:p>
+      <w:r>
+        <w:rPr/>
+      </w:r>
+      <w:r>
+        <w:rPr>
+          <w:b/>
+        </w:rPr>
+        <w:t>Explanation:</w:t>
+      </w:r>
+      <w:r>
+        <w:rPr/>
+        <w:t xml:space="preserve"> Push adds connection management complexity.</w:t>
+      </w:r>
+    </w:p>
+    <w:p>
+      <w:r>
+        <w:rPr/>
+      </w:r>
+      <w:r>
+        <w:rPr>
+          <w:b/>
+        </w:rPr>
+        <w:t>Example:</w:t>
+      </w:r>
+      <w:r>
+        <w:rPr/>
+        <w:t xml:space="preserve"> Live scoring dashboard uses SSE; nightly report status uses polling.</w:t>
+      </w:r>
+    </w:p>
+    <w:p>
+      <w:r>
+        <w:rPr/>
+      </w:r>
+      <w:r>
+        <w:rPr>
+          <w:b/>
+        </w:rPr>
+        <w:t>Say it like this:</w:t>
+      </w:r>
+      <w:r>
+        <w:rPr/>
+        <w:t xml:space="preserve"> "Push when freshness matters, poll when it doesn't. Simplicity is a feature."</w:t>
+      </w:r>
+    </w:p>
+    <w:p>
+      <w:pPr>
+        <w:pBdr>
+          <w:bottom w:val="single" w:sz="6" w:space="1" w:color="BFC7D5"/>
+        </w:pBdr>
+      </w:pPr>
+    </w:p>
+    <w:p>
+      <w:pPr>
+        <w:keepNext/>
+        <w:spacing w:before="200"/>
+      </w:pPr>
+      <w:r>
+        <w:rPr>
+          <w:color w:val="1F3A5F"/>
+          <w:sz w:val="24"/>
+        </w:rPr>
+      </w:r>
+      <w:r>
+        <w:rPr>
+          <w:b/>
+          <w:color w:val="1F3A5F"/>
+          <w:sz w:val="24"/>
+        </w:rPr>
+        <w:t>Q21. How do you handle search in a system design?</w:t>
+      </w:r>
+      <w:r>
+        <w:rPr>
+          <w:color w:val="1F3A5F"/>
+          <w:sz w:val="24"/>
+        </w:rPr>
+      </w:r>
+    </w:p>
+    <w:p>
+      <w:r>
+        <w:rPr/>
+      </w:r>
+      <w:r>
+        <w:rPr>
+          <w:b/>
+        </w:rPr>
+        <w:t>Short answer:</w:t>
+      </w:r>
+      <w:r>
+        <w:rPr/>
+        <w:t xml:space="preserve"> A dedicated search index (OpenSearch, Elasticsearch, Typesense) fed asynchronously from the primary database via events or CDC.</w:t>
+      </w:r>
+    </w:p>
+    <w:p>
+      <w:r>
+        <w:rPr/>
+      </w:r>
+      <w:r>
+        <w:rPr>
+          <w:b/>
+        </w:rPr>
+        <w:t>Explanation:</w:t>
+      </w:r>
+      <w:r>
+        <w:rPr/>
+        <w:t xml:space="preserve"> The index is eventually consistent; the database stays the source of truth.</w:t>
+      </w:r>
+    </w:p>
+    <w:p>
+      <w:r>
+        <w:rPr/>
+      </w:r>
+      <w:r>
+        <w:rPr>
+          <w:b/>
+        </w:rPr>
+        <w:t>Example:</w:t>
+      </w:r>
+      <w:r>
+        <w:rPr/>
+        <w:t xml:space="preserve"> Transcripts indexed after scoring; search queries go to OpenSearch filtered by tenant.</w:t>
+      </w:r>
+    </w:p>
+    <w:p>
+      <w:r>
+        <w:rPr/>
+      </w:r>
+      <w:r>
+        <w:rPr>
+          <w:b/>
+        </w:rPr>
+        <w:t>Say it like this:</w:t>
+      </w:r>
+      <w:r>
+        <w:rPr/>
+        <w:t xml:space="preserve"> "The database is the truth; search is a derived index updated asynchronously."</w:t>
+      </w:r>
+    </w:p>
+    <w:p>
+      <w:pPr>
+        <w:pBdr>
+          <w:bottom w:val="single" w:sz="6" w:space="1" w:color="BFC7D5"/>
+        </w:pBdr>
+      </w:pPr>
+    </w:p>
+    <w:p>
+      <w:pPr>
+        <w:keepNext/>
+        <w:spacing w:before="200"/>
+      </w:pPr>
+      <w:r>
+        <w:rPr>
+          <w:color w:val="1F3A5F"/>
+          <w:sz w:val="24"/>
+        </w:rPr>
+      </w:r>
+      <w:r>
+        <w:rPr>
+          <w:b/>
+          <w:color w:val="1F3A5F"/>
+          <w:sz w:val="24"/>
+        </w:rPr>
+        <w:t>Q22. What is change data capture (CDC)?</w:t>
+      </w:r>
+      <w:r>
+        <w:rPr>
+          <w:color w:val="1F3A5F"/>
+          <w:sz w:val="24"/>
+        </w:rPr>
+      </w:r>
+    </w:p>
+    <w:p>
+      <w:r>
+        <w:rPr/>
+      </w:r>
+      <w:r>
+        <w:rPr>
+          <w:b/>
+        </w:rPr>
+        <w:t>Short answer:</w:t>
+      </w:r>
+      <w:r>
+        <w:rPr/>
+        <w:t xml:space="preserve"> Streaming database changes (from the write-ahead log) to other systems, using tools like Debezium or DMS.</w:t>
+      </w:r>
+    </w:p>
+    <w:p>
+      <w:r>
+        <w:rPr/>
+      </w:r>
+      <w:r>
+        <w:rPr>
+          <w:b/>
+        </w:rPr>
+        <w:t>Explanation:</w:t>
+      </w:r>
+      <w:r>
+        <w:rPr/>
+        <w:t xml:space="preserve"> Avoids dual writes for keeping search, caches or warehouses in sync.</w:t>
+      </w:r>
+    </w:p>
+    <w:p>
+      <w:r>
+        <w:rPr/>
+      </w:r>
+      <w:r>
+        <w:rPr>
+          <w:b/>
+        </w:rPr>
+        <w:t>Example:</w:t>
+      </w:r>
+      <w:r>
+        <w:rPr/>
+        <w:t xml:space="preserve"> Postgres changes → Debezium → Kafka → search indexer.</w:t>
+      </w:r>
+    </w:p>
+    <w:p>
+      <w:r>
+        <w:rPr/>
+      </w:r>
+      <w:r>
+        <w:rPr>
+          <w:b/>
+        </w:rPr>
+        <w:t>Say it like this:</w:t>
+      </w:r>
+      <w:r>
+        <w:rPr/>
+        <w:t xml:space="preserve"> "CDC turns database commits into events, so other systems stay in sync without the app writing twice."</w:t>
+      </w:r>
+    </w:p>
+    <w:p>
+      <w:pPr>
+        <w:pBdr>
+          <w:bottom w:val="single" w:sz="6" w:space="1" w:color="BFC7D5"/>
+        </w:pBdr>
+      </w:pPr>
+    </w:p>
+    <w:p>
+      <w:pPr>
+        <w:keepNext/>
+        <w:spacing w:before="200"/>
+      </w:pPr>
+      <w:r>
+        <w:rPr>
+          <w:color w:val="1F3A5F"/>
+          <w:sz w:val="24"/>
+        </w:rPr>
+      </w:r>
+      <w:r>
+        <w:rPr>
+          <w:b/>
+          <w:color w:val="1F3A5F"/>
+          <w:sz w:val="24"/>
+        </w:rPr>
+        <w:t>Q23. How do you design for disaster recovery?</w:t>
+      </w:r>
+      <w:r>
+        <w:rPr>
+          <w:color w:val="1F3A5F"/>
+          <w:sz w:val="24"/>
+        </w:rPr>
+      </w:r>
+    </w:p>
+    <w:p>
+      <w:r>
+        <w:rPr/>
+      </w:r>
+      <w:r>
+        <w:rPr>
+          <w:b/>
+        </w:rPr>
+        <w:t>Short answer:</w:t>
+      </w:r>
+      <w:r>
+        <w:rPr/>
+        <w:t xml:space="preserve"> Define RPO (acceptable data loss) and RTO (acceptable downtime), then choose backups, replication and multi-region strategies to meet them, and test regularly.</w:t>
+      </w:r>
+    </w:p>
+    <w:p>
+      <w:r>
+        <w:rPr/>
+      </w:r>
+      <w:r>
+        <w:rPr>
+          <w:b/>
+        </w:rPr>
+        <w:t>Explanation:</w:t>
+      </w:r>
+      <w:r>
+        <w:rPr/>
+        <w:t xml:space="preserve"> Backup-and-restore is cheap but slow; warm standby or active-active cost more.</w:t>
+      </w:r>
+    </w:p>
+    <w:p>
+      <w:r>
+        <w:rPr/>
+      </w:r>
+      <w:r>
+        <w:rPr>
+          <w:b/>
+        </w:rPr>
+        <w:t>Example:</w:t>
+      </w:r>
+      <w:r>
+        <w:rPr/>
+        <w:t xml:space="preserve"> RPO 5 minutes (PITR), RTO 1 hour (infrastructure as code to rebuild in another region).</w:t>
+      </w:r>
+    </w:p>
+    <w:p>
+      <w:r>
+        <w:rPr/>
+      </w:r>
+      <w:r>
+        <w:rPr>
+          <w:b/>
+        </w:rPr>
+        <w:t>Say it like this:</w:t>
+      </w:r>
+      <w:r>
+        <w:rPr/>
+        <w:t xml:space="preserve"> "RPO and RTO drive the design, and a DR plan only counts if we've rehearsed it."</w:t>
+      </w:r>
+    </w:p>
+    <w:p>
+      <w:pPr>
+        <w:pBdr>
+          <w:bottom w:val="single" w:sz="6" w:space="1" w:color="BFC7D5"/>
+        </w:pBdr>
+      </w:pPr>
+    </w:p>
+    <w:p>
+      <w:pPr>
+        <w:keepNext/>
+        <w:spacing w:before="200"/>
+      </w:pPr>
+      <w:r>
+        <w:rPr>
+          <w:color w:val="1F3A5F"/>
+          <w:sz w:val="24"/>
+        </w:rPr>
+      </w:r>
+      <w:r>
+        <w:rPr>
+          <w:b/>
+          <w:color w:val="1F3A5F"/>
+          <w:sz w:val="24"/>
+        </w:rPr>
+        <w:t>Q24. How do you design a data retention policy into a system?</w:t>
+      </w:r>
+      <w:r>
+        <w:rPr>
+          <w:color w:val="1F3A5F"/>
+          <w:sz w:val="24"/>
+        </w:rPr>
+      </w:r>
+    </w:p>
+    <w:p>
+      <w:r>
+        <w:rPr/>
+      </w:r>
+      <w:r>
+        <w:rPr>
+          <w:b/>
+        </w:rPr>
+        <w:t>Short answer:</w:t>
+      </w:r>
+      <w:r>
+        <w:rPr/>
+        <w:t xml:space="preserve"> Classify data, set retention per class (legal, business), automate deletion or archiving (partition drops, S3 lifecycle), and handle backups too.</w:t>
+      </w:r>
+    </w:p>
+    <w:p>
+      <w:r>
+        <w:rPr/>
+      </w:r>
+      <w:r>
+        <w:rPr>
+          <w:b/>
+        </w:rPr>
+        <w:t>Explanation:</w:t>
+      </w:r>
+      <w:r>
+        <w:rPr/>
+        <w:t xml:space="preserve"> Healthcare and privacy laws require both keeping and deleting data on schedule.</w:t>
+      </w:r>
+    </w:p>
+    <w:p>
+      <w:r>
+        <w:rPr/>
+      </w:r>
+      <w:r>
+        <w:rPr>
+          <w:b/>
+        </w:rPr>
+        <w:t>Example:</w:t>
+      </w:r>
+      <w:r>
+        <w:rPr/>
+        <w:t xml:space="preserve"> Recordings moved to Glacier after 90 days, deleted after 7 years.</w:t>
+      </w:r>
+    </w:p>
+    <w:p>
+      <w:r>
+        <w:rPr/>
+      </w:r>
+      <w:r>
+        <w:rPr>
+          <w:b/>
+        </w:rPr>
+        <w:t>Say it like this:</w:t>
+      </w:r>
+      <w:r>
+        <w:rPr/>
+        <w:t xml:space="preserve"> "Retention is automated: lifecycle rules and partition drops, not someone remembering to delete."</w:t>
+      </w:r>
+    </w:p>
+    <w:p>
+      <w:pPr>
+        <w:pBdr>
+          <w:bottom w:val="single" w:sz="6" w:space="1" w:color="BFC7D5"/>
+        </w:pBdr>
+      </w:pPr>
+    </w:p>
+    <w:p>
+      <w:pPr>
+        <w:pStyle w:val="Heading2"/>
+        <w:pBdr>
+          <w:bottom w:val="single" w:sz="6" w:space="1" w:color="BFC7D5"/>
+        </w:pBdr>
+      </w:pPr>
+      <w:r>
+        <w:rPr/>
+        <w:t>🔴 More Advanced</w:t>
+      </w:r>
+    </w:p>
+    <w:p>
+      <w:pPr>
+        <w:keepNext/>
+        <w:spacing w:before="200"/>
+      </w:pPr>
+      <w:r>
+        <w:rPr>
+          <w:color w:val="1F3A5F"/>
+          <w:sz w:val="24"/>
+        </w:rPr>
+      </w:r>
+      <w:r>
+        <w:rPr>
+          <w:b/>
+          <w:color w:val="1F3A5F"/>
+          <w:sz w:val="24"/>
+        </w:rPr>
+        <w:t>Q25. What are leader election and consensus used for?</w:t>
+      </w:r>
+      <w:r>
+        <w:rPr>
+          <w:color w:val="1F3A5F"/>
+          <w:sz w:val="24"/>
+        </w:rPr>
+      </w:r>
+    </w:p>
+    <w:p>
+      <w:r>
+        <w:rPr/>
+      </w:r>
+      <w:r>
+        <w:rPr>
+          <w:b/>
+        </w:rPr>
+        <w:t>Short answer:</w:t>
+      </w:r>
+      <w:r>
+        <w:rPr/>
+        <w:t xml:space="preserve"> Making one node responsible for a task or agreeing on a value across nodes despite failures (Raft, Paxos), via etcd, ZooKeeper or database locks.</w:t>
+      </w:r>
+    </w:p>
+    <w:p>
+      <w:r>
+        <w:rPr/>
+      </w:r>
+      <w:r>
+        <w:rPr>
+          <w:b/>
+        </w:rPr>
+        <w:t>Explanation:</w:t>
+      </w:r>
+      <w:r>
+        <w:rPr/>
+        <w:t xml:space="preserve"> Use managed tools; don't implement consensus yourself.</w:t>
+      </w:r>
+    </w:p>
+    <w:p>
+      <w:r>
+        <w:rPr/>
+      </w:r>
+      <w:r>
+        <w:rPr>
+          <w:b/>
+        </w:rPr>
+        <w:t>Example:</w:t>
+      </w:r>
+      <w:r>
+        <w:rPr/>
+        <w:t xml:space="preserve"> Only the elected scheduler instance enqueues nightly jobs.</w:t>
+      </w:r>
+    </w:p>
+    <w:p>
+      <w:r>
+        <w:rPr/>
+      </w:r>
+      <w:r>
+        <w:rPr>
+          <w:b/>
+        </w:rPr>
+        <w:t>Say it like this:</w:t>
+      </w:r>
+      <w:r>
+        <w:rPr/>
+        <w:t xml:space="preserve"> "When exactly one node must act, I use a proven coordination service, never a homemade algorithm."</w:t>
+      </w:r>
+    </w:p>
+    <w:p>
+      <w:pPr>
+        <w:pBdr>
+          <w:bottom w:val="single" w:sz="6" w:space="1" w:color="BFC7D5"/>
+        </w:pBdr>
+      </w:pPr>
+    </w:p>
+    <w:p>
+      <w:pPr>
+        <w:keepNext/>
+        <w:spacing w:before="200"/>
+      </w:pPr>
+      <w:r>
+        <w:rPr>
+          <w:color w:val="1F3A5F"/>
+          <w:sz w:val="24"/>
+        </w:rPr>
+      </w:r>
+      <w:r>
+        <w:rPr>
+          <w:b/>
+          <w:color w:val="1F3A5F"/>
+          <w:sz w:val="24"/>
+        </w:rPr>
+        <w:t>Q26. How do you migrate a live system to a new architecture?</w:t>
+      </w:r>
+      <w:r>
+        <w:rPr>
+          <w:color w:val="1F3A5F"/>
+          <w:sz w:val="24"/>
+        </w:rPr>
+      </w:r>
+    </w:p>
+    <w:p>
+      <w:r>
+        <w:rPr/>
+      </w:r>
+      <w:r>
+        <w:rPr>
+          <w:b/>
+        </w:rPr>
+        <w:t>Short answer:</w:t>
+      </w:r>
+      <w:r>
+        <w:rPr/>
+        <w:t xml:space="preserve"> The strangler fig pattern: route a slice of traffic or features to the new system, run both in parallel, compare results, and grow the slice.</w:t>
+      </w:r>
+    </w:p>
+    <w:p>
+      <w:r>
+        <w:rPr/>
+      </w:r>
+      <w:r>
+        <w:rPr>
+          <w:b/>
+        </w:rPr>
+        <w:t>Explanation:</w:t>
+      </w:r>
+      <w:r>
+        <w:rPr/>
+        <w:t xml:space="preserve"> Use feature flags and shadow traffic to reduce risk.</w:t>
+      </w:r>
+    </w:p>
+    <w:p>
+      <w:r>
+        <w:rPr/>
+      </w:r>
+      <w:r>
+        <w:rPr>
+          <w:b/>
+        </w:rPr>
+        <w:t>Example:</w:t>
+      </w:r>
+      <w:r>
+        <w:rPr/>
+        <w:t xml:space="preserve"> New scoring service receives 5% of calls, results compared with the old one before full switch.</w:t>
+      </w:r>
+    </w:p>
+    <w:p>
+      <w:r>
+        <w:rPr/>
+      </w:r>
+      <w:r>
+        <w:rPr>
+          <w:b/>
+        </w:rPr>
+        <w:t>Say it like this:</w:t>
+      </w:r>
+      <w:r>
+        <w:rPr/>
+        <w:t xml:space="preserve"> "Migrate gradually behind flags and compare outputs; a big-bang cutover is the riskiest option."</w:t>
+      </w:r>
+    </w:p>
+    <w:p>
+      <w:pPr>
+        <w:pBdr>
+          <w:bottom w:val="single" w:sz="6" w:space="1" w:color="BFC7D5"/>
+        </w:pBdr>
+      </w:pPr>
+    </w:p>
+    <w:p>
+      <w:pPr>
+        <w:keepNext/>
+        <w:spacing w:before="200"/>
+      </w:pPr>
+      <w:r>
+        <w:rPr>
+          <w:color w:val="1F3A5F"/>
+          <w:sz w:val="24"/>
+        </w:rPr>
+      </w:r>
+      <w:r>
+        <w:rPr>
+          <w:b/>
+          <w:color w:val="1F3A5F"/>
+          <w:sz w:val="24"/>
+        </w:rPr>
+        <w:t>Q27. How do you handle multi-region writes?</w:t>
+      </w:r>
+      <w:r>
+        <w:rPr>
+          <w:color w:val="1F3A5F"/>
+          <w:sz w:val="24"/>
+        </w:rPr>
+      </w:r>
+    </w:p>
+    <w:p>
+      <w:r>
+        <w:rPr/>
+      </w:r>
+      <w:r>
+        <w:rPr>
+          <w:b/>
+        </w:rPr>
+        <w:t>Short answer:</w:t>
+      </w:r>
+      <w:r>
+        <w:rPr/>
+        <w:t xml:space="preserve"> Prefer a single write region with read replicas; if you need multi-region writes, partition data by region or use conflict resolution (last-write-wins, CRDTs) or globally consistent databases.</w:t>
+      </w:r>
+    </w:p>
+    <w:p>
+      <w:r>
+        <w:rPr/>
+      </w:r>
+      <w:r>
+        <w:rPr>
+          <w:b/>
+        </w:rPr>
+        <w:t>Explanation:</w:t>
+      </w:r>
+      <w:r>
+        <w:rPr/>
+        <w:t xml:space="preserve"> Multi-region writes are hard; avoid unless required.</w:t>
+      </w:r>
+    </w:p>
+    <w:p>
+      <w:r>
+        <w:rPr/>
+      </w:r>
+      <w:r>
+        <w:rPr>
+          <w:b/>
+        </w:rPr>
+        <w:t>Example:</w:t>
+      </w:r>
+      <w:r>
+        <w:rPr/>
+        <w:t xml:space="preserve"> Tenants pinned to a home region for data residency.</w:t>
+      </w:r>
+    </w:p>
+    <w:p>
+      <w:r>
+        <w:rPr/>
+      </w:r>
+      <w:r>
+        <w:rPr>
+          <w:b/>
+        </w:rPr>
+        <w:t>Say it like this:</w:t>
+      </w:r>
+      <w:r>
+        <w:rPr/>
+        <w:t xml:space="preserve"> "Pin each tenant's writes to one region whenever possible; true multi-region writes are a last resort."</w:t>
+      </w:r>
+    </w:p>
+    <w:p>
+      <w:pPr>
+        <w:pBdr>
+          <w:bottom w:val="single" w:sz="6" w:space="1" w:color="BFC7D5"/>
+        </w:pBdr>
+      </w:pPr>
+    </w:p>
+    <w:p>
+      <w:pPr>
+        <w:keepNext/>
+        <w:spacing w:before="200"/>
+      </w:pPr>
+      <w:r>
+        <w:rPr>
+          <w:color w:val="1F3A5F"/>
+          <w:sz w:val="24"/>
+        </w:rPr>
+      </w:r>
+      <w:r>
+        <w:rPr>
+          <w:b/>
+          <w:color w:val="1F3A5F"/>
+          <w:sz w:val="24"/>
+        </w:rPr>
+        <w:t>Q28. How do you design an audit-ready system for healthcare?</w:t>
+      </w:r>
+      <w:r>
+        <w:rPr>
+          <w:color w:val="1F3A5F"/>
+          <w:sz w:val="24"/>
+        </w:rPr>
+      </w:r>
+    </w:p>
+    <w:p>
+      <w:r>
+        <w:rPr/>
+      </w:r>
+      <w:r>
+        <w:rPr>
+          <w:b/>
+        </w:rPr>
+        <w:t>Short answer:</w:t>
+      </w:r>
+      <w:r>
+        <w:rPr/>
+        <w:t xml:space="preserve"> Encrypted data, least-privilege access, immutable audit logs of every PHI access, retention policies, vendor agreements, and regular access reviews.</w:t>
+      </w:r>
+    </w:p>
+    <w:p>
+      <w:r>
+        <w:rPr/>
+      </w:r>
+      <w:r>
+        <w:rPr>
+          <w:b/>
+        </w:rPr>
+        <w:t>Explanation:</w:t>
+      </w:r>
+      <w:r>
+        <w:rPr/>
+        <w:t xml:space="preserve"> Compliance is a design input, not an afterthought.</w:t>
+      </w:r>
+    </w:p>
+    <w:p>
+      <w:r>
+        <w:rPr/>
+      </w:r>
+      <w:r>
+        <w:rPr>
+          <w:b/>
+        </w:rPr>
+        <w:t>Example:</w:t>
+      </w:r>
+      <w:r>
+        <w:rPr/>
+        <w:t xml:space="preserve"> Audit events streamed to write-once storage (S3 Object Lock).</w:t>
+      </w:r>
+    </w:p>
+    <w:p>
+      <w:r>
+        <w:rPr/>
+      </w:r>
+      <w:r>
+        <w:rPr>
+          <w:b/>
+        </w:rPr>
+        <w:t>Say it like this:</w:t>
+      </w:r>
+      <w:r>
+        <w:rPr/>
+        <w:t xml:space="preserve"> "Compliance requirements become architecture: encryption, access control and tamper-proof audit trails."</w:t>
+      </w:r>
+    </w:p>
+    <w:p>
+      <w:pPr>
+        <w:pBdr>
+          <w:bottom w:val="single" w:sz="6" w:space="1" w:color="BFC7D5"/>
+        </w:pBdr>
+      </w:pPr>
+    </w:p>
+    <w:p>
+      <w:pPr>
+        <w:pStyle w:val="Heading2"/>
+        <w:pBdr>
+          <w:bottom w:val="single" w:sz="6" w:space="1" w:color="BFC7D5"/>
+        </w:pBdr>
+      </w:pPr>
+      <w:r>
+        <w:rPr/>
         <w:t>Part C — Worked Designs</w:t>
       </w:r>
     </w:p>
@@ -3482,6 +5216,1030 @@
         <w:rPr/>
         <w:t xml:space="preserve"> "Files never pass through the API servers. S3 takes the bytes, events drive processing, and the API only manages metadata and permissions."</w:t>
       </w:r>
+    </w:p>
+    <w:p>
+      <w:pPr>
+        <w:pBdr>
+          <w:bottom w:val="single" w:sz="6" w:space="1" w:color="BFC7D5"/>
+        </w:pBdr>
+      </w:pPr>
+    </w:p>
+    <w:p>
+      <w:pPr>
+        <w:pStyle w:val="Heading3"/>
+      </w:pPr>
+      <w:r>
+        <w:rPr/>
+        <w:t>Design 9. Distributed job scheduler (cron as a service)</w:t>
+      </w:r>
+    </w:p>
+    <w:p>
+      <w:r>
+        <w:rPr/>
+      </w:r>
+      <w:r>
+        <w:rPr>
+          <w:b/>
+        </w:rPr>
+        <w:t>Short answer:</w:t>
+      </w:r>
+      <w:r>
+        <w:rPr/>
+        <w:t xml:space="preserve"> A jobs table with next run times, scheduler instances that claim due jobs with </w:t>
+      </w:r>
+      <w:r>
+        <w:rPr>
+          <w:rFonts w:ascii="Courier New" w:hAnsi="Courier New"/>
+          <w:color w:val="B42318"/>
+          <w:sz w:val="20"/>
+        </w:rPr>
+        <w:t>FOR UPDATE SKIP LOCKED</w:t>
+      </w:r>
+      <w:r>
+        <w:rPr/>
+        <w:t xml:space="preserve"> (or a leader), enqueue them to workers, and record runs, retries and history.</w:t>
+      </w:r>
+    </w:p>
+    <w:p>
+      <w:r>
+        <w:rPr/>
+      </w:r>
+      <w:r>
+        <w:rPr>
+          <w:b/>
+        </w:rPr>
+        <w:t>Explanation:</w:t>
+      </w:r>
+      <w:r>
+        <w:rPr/>
+      </w:r>
+    </w:p>
+    <w:p>
+      <w:pPr>
+        <w:pStyle w:val="ListBullet"/>
+        <w:spacing w:after="40"/>
+      </w:pPr>
+      <w:r>
+        <w:rPr/>
+      </w:r>
+      <w:r>
+        <w:rPr>
+          <w:b/>
+        </w:rPr>
+        <w:t>Requirements:</w:t>
+      </w:r>
+      <w:r>
+        <w:rPr/>
+        <w:t xml:space="preserve"> cron and one-off schedules, at-least-once execution, no duplicates per run, history, pausing.</w:t>
+      </w:r>
+    </w:p>
+    <w:p>
+      <w:pPr>
+        <w:pStyle w:val="ListBullet"/>
+        <w:spacing w:after="40"/>
+      </w:pPr>
+      <w:r>
+        <w:rPr/>
+      </w:r>
+      <w:r>
+        <w:rPr>
+          <w:b/>
+        </w:rPr>
+        <w:t>Claiming:</w:t>
+      </w:r>
+      <w:r>
+        <w:rPr/>
+        <w:t xml:space="preserve"> due jobs are claimed atomically so two schedulers don't enqueue the same run.</w:t>
+      </w:r>
+    </w:p>
+    <w:p>
+      <w:pPr>
+        <w:pStyle w:val="ListBullet"/>
+        <w:spacing w:after="40"/>
+      </w:pPr>
+      <w:r>
+        <w:rPr/>
+      </w:r>
+      <w:r>
+        <w:rPr>
+          <w:b/>
+        </w:rPr>
+        <w:t>Execution:</w:t>
+      </w:r>
+      <w:r>
+        <w:rPr/>
+        <w:t xml:space="preserve"> workers run jobs with timeouts; results stored per run ID (idempotency).</w:t>
+      </w:r>
+    </w:p>
+    <w:p>
+      <w:pPr>
+        <w:pStyle w:val="ListBullet"/>
+        <w:spacing w:after="40"/>
+      </w:pPr>
+      <w:r>
+        <w:rPr/>
+      </w:r>
+      <w:r>
+        <w:rPr>
+          <w:b/>
+        </w:rPr>
+        <w:t>Scale:</w:t>
+      </w:r>
+      <w:r>
+        <w:rPr/>
+        <w:t xml:space="preserve"> partition jobs by hash across schedulers for very high volume.</w:t>
+      </w:r>
+    </w:p>
+    <w:p>
+      <w:pPr>
+        <w:spacing w:after="0"/>
+      </w:pPr>
+    </w:p>
+    <w:p>
+      <w:r>
+        <w:rPr/>
+      </w:r>
+      <w:r>
+        <w:rPr>
+          <w:b/>
+        </w:rPr>
+        <w:t>Example:</w:t>
+      </w:r>
+      <w:r>
+        <w:rPr/>
+      </w:r>
+    </w:p>
+    <w:tbl>
+      <w:tblPr>
+        <w:tblW w:type="auto" w:w="0"/>
+        <w:jc w:val="center"/>
+        <w:tblCellMar>
+          <w:top w:w="141" w:type="dxa"/>
+          <w:left w:w="141" w:type="dxa"/>
+          <w:bottom w:w="141" w:type="dxa"/>
+          <w:right w:w="141" w:type="dxa"/>
+        </w:tblCellMar>
+        <w:tblLook w:firstColumn="1" w:firstRow="1" w:lastColumn="0" w:lastRow="0" w:noHBand="0" w:noVBand="1" w:val="04A0"/>
+      </w:tblPr>
+      <w:tblGrid>
+        <w:gridCol w:w="9972"/>
+      </w:tblGrid>
+      <w:tr>
+        <w:tc>
+          <w:tcPr>
+            <w:tcW w:type="dxa" w:w="9972"/>
+            <w:shd w:val="clear" w:color="auto" w:fill="F3F4F6"/>
+          </w:tcPr>
+          <w:p>
+            <w:pPr>
+              <w:spacing w:after="0" w:line="240" w:lineRule="auto"/>
+            </w:pPr>
+            <w:r>
+              <w:rPr>
+                <w:rFonts w:ascii="Arial" w:hAnsi="Arial"/>
+                <w:b/>
+                <w:color w:val="6B7280"/>
+                <w:sz w:val="16"/>
+              </w:rPr>
+              <w:t>SQL</w:t>
+              <w:br/>
+            </w:r>
+            <w:r>
+              <w:rPr>
+                <w:rFonts w:ascii="Courier New" w:hAnsi="Courier New" w:eastAsia="Courier New"/>
+                <w:sz w:val="19"/>
+              </w:rPr>
+              <w:t>UPDATE jobs SET next_run_at = next_cron(cron, now()), locked_until = now() + interval '1 min'</w:t>
+              <w:br/>
+            </w:r>
+            <w:r>
+              <w:rPr>
+                <w:rFonts w:ascii="Courier New" w:hAnsi="Courier New" w:eastAsia="Courier New"/>
+                <w:sz w:val="19"/>
+              </w:rPr>
+              <w:t>WHERE id IN (SELECT id FROM jobs WHERE next_run_at &lt;= now() ORDER BY next_run_at LIMIT 100 FOR UPDATE SKIP LOCKED)</w:t>
+              <w:br/>
+            </w:r>
+            <w:r>
+              <w:rPr>
+                <w:rFonts w:ascii="Courier New" w:hAnsi="Courier New" w:eastAsia="Courier New"/>
+                <w:sz w:val="19"/>
+              </w:rPr>
+              <w:t>RETURNING id;</w:t>
+            </w:r>
+          </w:p>
+        </w:tc>
+      </w:tr>
+    </w:tbl>
+    <w:p>
+      <w:pPr>
+        <w:spacing w:after="40"/>
+      </w:pPr>
+    </w:p>
+    <w:p>
+      <w:r>
+        <w:rPr/>
+      </w:r>
+      <w:r>
+        <w:rPr>
+          <w:b/>
+        </w:rPr>
+        <w:t>Say it like this:</w:t>
+      </w:r>
+      <w:r>
+        <w:rPr/>
+        <w:t xml:space="preserve"> "Schedulers claim due jobs atomically and hand them to workers, so jobs run on time without duplicates even with several schedulers."</w:t>
+      </w:r>
+    </w:p>
+    <w:p>
+      <w:pPr>
+        <w:pBdr>
+          <w:bottom w:val="single" w:sz="6" w:space="1" w:color="BFC7D5"/>
+        </w:pBdr>
+      </w:pPr>
+    </w:p>
+    <w:p>
+      <w:pPr>
+        <w:pStyle w:val="Heading3"/>
+      </w:pPr>
+      <w:r>
+        <w:rPr/>
+        <w:t>Design 10. Audit logging service</w:t>
+      </w:r>
+    </w:p>
+    <w:p>
+      <w:r>
+        <w:rPr/>
+      </w:r>
+      <w:r>
+        <w:rPr>
+          <w:b/>
+        </w:rPr>
+        <w:t>Short answer:</w:t>
+      </w:r>
+      <w:r>
+        <w:rPr/>
+        <w:t xml:space="preserve"> Services emit audit events to a stream; a consumer writes them to append-only storage (a partitioned table plus S3 with Object Lock), with search by actor, resource and time.</w:t>
+      </w:r>
+    </w:p>
+    <w:p>
+      <w:r>
+        <w:rPr/>
+      </w:r>
+      <w:r>
+        <w:rPr>
+          <w:b/>
+        </w:rPr>
+        <w:t>Explanation:</w:t>
+      </w:r>
+      <w:r>
+        <w:rPr/>
+      </w:r>
+    </w:p>
+    <w:p>
+      <w:pPr>
+        <w:pStyle w:val="ListBullet"/>
+        <w:spacing w:after="40"/>
+      </w:pPr>
+      <w:r>
+        <w:rPr/>
+      </w:r>
+      <w:r>
+        <w:rPr>
+          <w:b/>
+        </w:rPr>
+        <w:t>Requirements:</w:t>
+      </w:r>
+      <w:r>
+        <w:rPr/>
+        <w:t xml:space="preserve"> never lose events, tamper-evident, searchable, retained for years.</w:t>
+      </w:r>
+    </w:p>
+    <w:p>
+      <w:pPr>
+        <w:pStyle w:val="ListBullet"/>
+        <w:spacing w:after="40"/>
+      </w:pPr>
+      <w:r>
+        <w:rPr/>
+      </w:r>
+      <w:r>
+        <w:rPr>
+          <w:b/>
+        </w:rPr>
+        <w:t>Durability:</w:t>
+      </w:r>
+      <w:r>
+        <w:rPr/>
+        <w:t xml:space="preserve"> outbox pattern in each service so events aren't lost when publishing fails.</w:t>
+      </w:r>
+    </w:p>
+    <w:p>
+      <w:pPr>
+        <w:pStyle w:val="ListBullet"/>
+        <w:spacing w:after="40"/>
+      </w:pPr>
+      <w:r>
+        <w:rPr/>
+      </w:r>
+      <w:r>
+        <w:rPr>
+          <w:b/>
+        </w:rPr>
+        <w:t>Integrity:</w:t>
+      </w:r>
+      <w:r>
+        <w:rPr/>
+        <w:t xml:space="preserve"> hash chaining or write-once storage.</w:t>
+      </w:r>
+    </w:p>
+    <w:p>
+      <w:pPr>
+        <w:pStyle w:val="ListBullet"/>
+        <w:spacing w:after="40"/>
+      </w:pPr>
+      <w:r>
+        <w:rPr/>
+      </w:r>
+      <w:r>
+        <w:rPr>
+          <w:b/>
+        </w:rPr>
+        <w:t>Access:</w:t>
+      </w:r>
+      <w:r>
+        <w:rPr/>
+        <w:t xml:space="preserve"> only compliance roles can read; reading the audit log is itself audited.</w:t>
+      </w:r>
+    </w:p>
+    <w:p>
+      <w:pPr>
+        <w:spacing w:after="0"/>
+      </w:pPr>
+    </w:p>
+    <w:p>
+      <w:r>
+        <w:rPr/>
+      </w:r>
+      <w:r>
+        <w:rPr>
+          <w:b/>
+        </w:rPr>
+        <w:t>Example:</w:t>
+      </w:r>
+      <w:r>
+        <w:rPr/>
+        <w:t xml:space="preserve"> </w:t>
+      </w:r>
+      <w:r>
+        <w:rPr>
+          <w:rFonts w:ascii="Courier New" w:hAnsi="Courier New"/>
+          <w:color w:val="B42318"/>
+          <w:sz w:val="20"/>
+        </w:rPr>
+        <w:t>session.viewed { actor, patientSession, tenant, at, ip }</w:t>
+      </w:r>
+      <w:r>
+        <w:rPr/>
+        <w:t xml:space="preserve"> → Kafka → Postgres (monthly partitions) + S3 archive.</w:t>
+      </w:r>
+    </w:p>
+    <w:p>
+      <w:r>
+        <w:rPr/>
+      </w:r>
+      <w:r>
+        <w:rPr>
+          <w:b/>
+        </w:rPr>
+        <w:t>Say it like this:</w:t>
+      </w:r>
+      <w:r>
+        <w:rPr/>
+        <w:t xml:space="preserve"> "Audit events can't be lost or edited, so they go through an outbox to append-only storage, and even reading them is logged."</w:t>
+      </w:r>
+    </w:p>
+    <w:p>
+      <w:pPr>
+        <w:pBdr>
+          <w:bottom w:val="single" w:sz="6" w:space="1" w:color="BFC7D5"/>
+        </w:pBdr>
+      </w:pPr>
+    </w:p>
+    <w:p>
+      <w:pPr>
+        <w:pStyle w:val="Heading3"/>
+      </w:pPr>
+      <w:r>
+        <w:rPr/>
+        <w:t>Design 11. Feature flag service</w:t>
+      </w:r>
+    </w:p>
+    <w:p>
+      <w:r>
+        <w:rPr/>
+      </w:r>
+      <w:r>
+        <w:rPr>
+          <w:b/>
+        </w:rPr>
+        <w:t>Short answer:</w:t>
+      </w:r>
+      <w:r>
+        <w:rPr/>
+        <w:t xml:space="preserve"> Flags and rules stored centrally, evaluated locally in each service from a cached ruleset, updated by streaming or polling, with targeting by tenant, user and percentage.</w:t>
+      </w:r>
+    </w:p>
+    <w:p>
+      <w:r>
+        <w:rPr/>
+      </w:r>
+      <w:r>
+        <w:rPr>
+          <w:b/>
+        </w:rPr>
+        <w:t>Explanation:</w:t>
+      </w:r>
+      <w:r>
+        <w:rPr/>
+      </w:r>
+    </w:p>
+    <w:p>
+      <w:pPr>
+        <w:pStyle w:val="ListBullet"/>
+        <w:spacing w:after="40"/>
+      </w:pPr>
+      <w:r>
+        <w:rPr/>
+      </w:r>
+      <w:r>
+        <w:rPr>
+          <w:b/>
+        </w:rPr>
+        <w:t>Latency:</w:t>
+      </w:r>
+      <w:r>
+        <w:rPr/>
+        <w:t xml:space="preserve"> evaluation must be in-memory, not a network call per check.</w:t>
+      </w:r>
+    </w:p>
+    <w:p>
+      <w:pPr>
+        <w:pStyle w:val="ListBullet"/>
+        <w:spacing w:after="40"/>
+      </w:pPr>
+      <w:r>
+        <w:rPr/>
+      </w:r>
+      <w:r>
+        <w:rPr>
+          <w:b/>
+        </w:rPr>
+        <w:t>Safety:</w:t>
+      </w:r>
+      <w:r>
+        <w:rPr/>
+        <w:t xml:space="preserve"> defaults when the flag service is unreachable; audit log of changes.</w:t>
+      </w:r>
+    </w:p>
+    <w:p>
+      <w:pPr>
+        <w:pStyle w:val="ListBullet"/>
+        <w:spacing w:after="40"/>
+      </w:pPr>
+      <w:r>
+        <w:rPr/>
+      </w:r>
+      <w:r>
+        <w:rPr>
+          <w:b/>
+        </w:rPr>
+        <w:t>Rollouts:</w:t>
+      </w:r>
+      <w:r>
+        <w:rPr/>
+        <w:t xml:space="preserve"> percentage rollouts using a stable hash of user ID.</w:t>
+      </w:r>
+    </w:p>
+    <w:p>
+      <w:pPr>
+        <w:spacing w:after="0"/>
+      </w:pPr>
+    </w:p>
+    <w:p>
+      <w:r>
+        <w:rPr/>
+      </w:r>
+      <w:r>
+        <w:rPr>
+          <w:b/>
+        </w:rPr>
+        <w:t>Example:</w:t>
+      </w:r>
+      <w:r>
+        <w:rPr/>
+        <w:t xml:space="preserve"> </w:t>
+      </w:r>
+      <w:r>
+        <w:rPr>
+          <w:rFonts w:ascii="Courier New" w:hAnsi="Courier New"/>
+          <w:color w:val="B42318"/>
+          <w:sz w:val="20"/>
+        </w:rPr>
+        <w:t>isEnabled('new-scorecard', { tenantId, userId })</w:t>
+      </w:r>
+      <w:r>
+        <w:rPr/>
+        <w:t xml:space="preserve"> → hash(userId) % 100 &lt; 20.</w:t>
+      </w:r>
+    </w:p>
+    <w:p>
+      <w:r>
+        <w:rPr/>
+      </w:r>
+      <w:r>
+        <w:rPr>
+          <w:b/>
+        </w:rPr>
+        <w:t>Say it like this:</w:t>
+      </w:r>
+      <w:r>
+        <w:rPr/>
+        <w:t xml:space="preserve"> "Flags are evaluated locally from a cached ruleset, so they're fast and still work if the flag service is down."</w:t>
+      </w:r>
+    </w:p>
+    <w:p>
+      <w:pPr>
+        <w:pBdr>
+          <w:bottom w:val="single" w:sz="6" w:space="1" w:color="BFC7D5"/>
+        </w:pBdr>
+      </w:pPr>
+    </w:p>
+    <w:p>
+      <w:pPr>
+        <w:pStyle w:val="Heading3"/>
+      </w:pPr>
+      <w:r>
+        <w:rPr/>
+        <w:t>Design 12. Search for call transcripts</w:t>
+      </w:r>
+    </w:p>
+    <w:p>
+      <w:r>
+        <w:rPr/>
+      </w:r>
+      <w:r>
+        <w:rPr>
+          <w:b/>
+        </w:rPr>
+        <w:t>Short answer:</w:t>
+      </w:r>
+      <w:r>
+        <w:rPr/>
+        <w:t xml:space="preserve"> Transcripts indexed in OpenSearch per tenant (index-per-tenant or filtered alias), updated asynchronously after scoring, with highlighting, filters and permission-aware queries.</w:t>
+      </w:r>
+    </w:p>
+    <w:p>
+      <w:r>
+        <w:rPr/>
+      </w:r>
+      <w:r>
+        <w:rPr>
+          <w:b/>
+        </w:rPr>
+        <w:t>Explanation:</w:t>
+      </w:r>
+      <w:r>
+        <w:rPr/>
+      </w:r>
+    </w:p>
+    <w:p>
+      <w:pPr>
+        <w:pStyle w:val="ListBullet"/>
+        <w:spacing w:after="40"/>
+      </w:pPr>
+      <w:r>
+        <w:rPr/>
+      </w:r>
+      <w:r>
+        <w:rPr>
+          <w:b/>
+        </w:rPr>
+        <w:t>Indexing:</w:t>
+      </w:r>
+      <w:r>
+        <w:rPr/>
+        <w:t xml:space="preserve"> event after transcript saved → indexer job → bulk index.</w:t>
+      </w:r>
+    </w:p>
+    <w:p>
+      <w:pPr>
+        <w:pStyle w:val="ListBullet"/>
+        <w:spacing w:after="40"/>
+      </w:pPr>
+      <w:r>
+        <w:rPr/>
+      </w:r>
+      <w:r>
+        <w:rPr>
+          <w:b/>
+        </w:rPr>
+        <w:t>Isolation:</w:t>
+      </w:r>
+      <w:r>
+        <w:rPr/>
+        <w:t xml:space="preserve"> every query has a tenant filter enforced server-side.</w:t>
+      </w:r>
+    </w:p>
+    <w:p>
+      <w:pPr>
+        <w:pStyle w:val="ListBullet"/>
+        <w:spacing w:after="40"/>
+      </w:pPr>
+      <w:r>
+        <w:rPr/>
+      </w:r>
+      <w:r>
+        <w:rPr>
+          <w:b/>
+        </w:rPr>
+        <w:t>Relevance:</w:t>
+      </w:r>
+      <w:r>
+        <w:rPr/>
+        <w:t xml:space="preserve"> analyzers for speech text, synonyms for domain terms.</w:t>
+      </w:r>
+    </w:p>
+    <w:p>
+      <w:pPr>
+        <w:pStyle w:val="ListBullet"/>
+        <w:spacing w:after="40"/>
+      </w:pPr>
+      <w:r>
+        <w:rPr/>
+      </w:r>
+      <w:r>
+        <w:rPr>
+          <w:b/>
+        </w:rPr>
+        <w:t>Consistency:</w:t>
+      </w:r>
+      <w:r>
+        <w:rPr/>
+        <w:t xml:space="preserve"> search is eventually consistent; link results to the database for authoritative data.</w:t>
+      </w:r>
+    </w:p>
+    <w:p>
+      <w:pPr>
+        <w:spacing w:after="0"/>
+      </w:pPr>
+    </w:p>
+    <w:p>
+      <w:r>
+        <w:rPr/>
+      </w:r>
+      <w:r>
+        <w:rPr>
+          <w:b/>
+        </w:rPr>
+        <w:t>Example:</w:t>
+      </w:r>
+      <w:r>
+        <w:rPr/>
+        <w:t xml:space="preserve"> </w:t>
+      </w:r>
+      <w:r>
+        <w:rPr>
+          <w:rFonts w:ascii="Courier New" w:hAnsi="Courier New"/>
+          <w:color w:val="B42318"/>
+          <w:sz w:val="20"/>
+        </w:rPr>
+        <w:t>GET /search?q=refund&amp;from=2026-01-01</w:t>
+      </w:r>
+      <w:r>
+        <w:rPr/>
+        <w:t xml:space="preserve"> → OpenSearch query with </w:t>
+      </w:r>
+      <w:r>
+        <w:rPr>
+          <w:rFonts w:ascii="Courier New" w:hAnsi="Courier New"/>
+          <w:color w:val="B42318"/>
+          <w:sz w:val="20"/>
+        </w:rPr>
+        <w:t>tenant_id</w:t>
+      </w:r>
+      <w:r>
+        <w:rPr/>
+        <w:t xml:space="preserve"> filter → highlights with timestamps.</w:t>
+      </w:r>
+    </w:p>
+    <w:p>
+      <w:r>
+        <w:rPr/>
+      </w:r>
+      <w:r>
+        <w:rPr>
+          <w:b/>
+        </w:rPr>
+        <w:t>Say it like this:</w:t>
+      </w:r>
+      <w:r>
+        <w:rPr/>
+        <w:t xml:space="preserve"> "Search is a derived, tenant-filtered index, fed asynchronously, so it can't block scoring or leak data across tenants."</w:t>
+      </w:r>
+    </w:p>
+    <w:p>
+      <w:pPr>
+        <w:pBdr>
+          <w:bottom w:val="single" w:sz="6" w:space="1" w:color="BFC7D5"/>
+        </w:pBdr>
+      </w:pPr>
+    </w:p>
+    <w:p>
+      <w:pPr>
+        <w:pStyle w:val="Heading3"/>
+      </w:pPr>
+      <w:r>
+        <w:rPr/>
+        <w:t>Design 13. Payment and billing for a SaaS</w:t>
+      </w:r>
+    </w:p>
+    <w:p>
+      <w:r>
+        <w:rPr/>
+      </w:r>
+      <w:r>
+        <w:rPr>
+          <w:b/>
+        </w:rPr>
+        <w:t>Short answer:</w:t>
+      </w:r>
+      <w:r>
+        <w:rPr/>
+        <w:t xml:space="preserve"> Use a payment provider (Stripe), store subscriptions and invoices locally, process provider webhooks idempotently, meter usage asynchronously, and reconcile daily.</w:t>
+      </w:r>
+    </w:p>
+    <w:p>
+      <w:r>
+        <w:rPr/>
+      </w:r>
+      <w:r>
+        <w:rPr>
+          <w:b/>
+        </w:rPr>
+        <w:t>Explanation:</w:t>
+      </w:r>
+      <w:r>
+        <w:rPr/>
+      </w:r>
+    </w:p>
+    <w:p>
+      <w:pPr>
+        <w:pStyle w:val="ListBullet"/>
+        <w:spacing w:after="40"/>
+      </w:pPr>
+      <w:r>
+        <w:rPr/>
+      </w:r>
+      <w:r>
+        <w:rPr>
+          <w:b/>
+        </w:rPr>
+        <w:t>Correctness:</w:t>
+      </w:r>
+      <w:r>
+        <w:rPr/>
+        <w:t xml:space="preserve"> idempotency keys on every payment call; webhooks deduplicated by event ID.</w:t>
+      </w:r>
+    </w:p>
+    <w:p>
+      <w:pPr>
+        <w:pStyle w:val="ListBullet"/>
+        <w:spacing w:after="40"/>
+      </w:pPr>
+      <w:r>
+        <w:rPr/>
+      </w:r>
+      <w:r>
+        <w:rPr>
+          <w:b/>
+        </w:rPr>
+        <w:t>Metering:</w:t>
+      </w:r>
+      <w:r>
+        <w:rPr/>
+        <w:t xml:space="preserve"> usage events (calls scored per tenant) aggregated and reported to the provider.</w:t>
+      </w:r>
+    </w:p>
+    <w:p>
+      <w:pPr>
+        <w:pStyle w:val="ListBullet"/>
+        <w:spacing w:after="40"/>
+      </w:pPr>
+      <w:r>
+        <w:rPr/>
+      </w:r>
+      <w:r>
+        <w:rPr>
+          <w:b/>
+        </w:rPr>
+        <w:t>Entitlements:</w:t>
+      </w:r>
+      <w:r>
+        <w:rPr/>
+        <w:t xml:space="preserve"> plan limits checked server-side from local state updated by webhooks.</w:t>
+      </w:r>
+    </w:p>
+    <w:p>
+      <w:pPr>
+        <w:spacing w:after="0"/>
+      </w:pPr>
+    </w:p>
+    <w:p>
+      <w:r>
+        <w:rPr/>
+      </w:r>
+      <w:r>
+        <w:rPr>
+          <w:b/>
+        </w:rPr>
+        <w:t>Example:</w:t>
+      </w:r>
+      <w:r>
+        <w:rPr/>
+        <w:t xml:space="preserve"> </w:t>
+      </w:r>
+      <w:r>
+        <w:rPr>
+          <w:rFonts w:ascii="Courier New" w:hAnsi="Courier New"/>
+          <w:color w:val="B42318"/>
+          <w:sz w:val="20"/>
+        </w:rPr>
+        <w:t>invoice.paid</w:t>
+      </w:r>
+      <w:r>
+        <w:rPr/>
+        <w:t xml:space="preserve"> webhook → mark subscription active → update tenant entitlements.</w:t>
+      </w:r>
+    </w:p>
+    <w:p>
+      <w:r>
+        <w:rPr/>
+      </w:r>
+      <w:r>
+        <w:rPr>
+          <w:b/>
+        </w:rPr>
+        <w:t>Say it like this:</w:t>
+      </w:r>
+      <w:r>
+        <w:rPr/>
+        <w:t xml:space="preserve"> "The provider moves money; our system tracks entitlements from verified, idempotent webhooks and reconciles daily."</w:t>
+      </w:r>
+    </w:p>
+    <w:p>
+      <w:pPr>
+        <w:pBdr>
+          <w:bottom w:val="single" w:sz="6" w:space="1" w:color="BFC7D5"/>
+        </w:pBdr>
+      </w:pPr>
+    </w:p>
+    <w:p>
+      <w:pPr>
+        <w:pStyle w:val="Heading3"/>
+      </w:pPr>
+      <w:r>
+        <w:rPr/>
+        <w:t>Design 14. API rate-limited partner integration (e.g. telephony provider)</w:t>
+      </w:r>
+    </w:p>
+    <w:p>
+      <w:r>
+        <w:rPr/>
+      </w:r>
+      <w:r>
+        <w:rPr>
+          <w:b/>
+        </w:rPr>
+        <w:t>Short answer:</w:t>
+      </w:r>
+      <w:r>
+        <w:rPr/>
+        <w:t xml:space="preserve"> An integration service that wraps the provider: an outbound queue with a shared rate limiter, retries with backoff, circuit breaking, and webhooks for status updates.</w:t>
+      </w:r>
+    </w:p>
+    <w:p>
+      <w:r>
+        <w:rPr/>
+      </w:r>
+      <w:r>
+        <w:rPr>
+          <w:b/>
+        </w:rPr>
+        <w:t>Explanation:</w:t>
+      </w:r>
+      <w:r>
+        <w:rPr/>
+      </w:r>
+    </w:p>
+    <w:p>
+      <w:pPr>
+        <w:pStyle w:val="ListBullet"/>
+        <w:spacing w:after="40"/>
+      </w:pPr>
+      <w:r>
+        <w:rPr/>
+      </w:r>
+      <w:r>
+        <w:rPr>
+          <w:b/>
+        </w:rPr>
+        <w:t>Inbound:</w:t>
+      </w:r>
+      <w:r>
+        <w:rPr/>
+        <w:t xml:space="preserve"> verified webhooks, deduplicated, enqueued.</w:t>
+      </w:r>
+    </w:p>
+    <w:p>
+      <w:pPr>
+        <w:pStyle w:val="ListBullet"/>
+        <w:spacing w:after="40"/>
+      </w:pPr>
+      <w:r>
+        <w:rPr/>
+      </w:r>
+      <w:r>
+        <w:rPr>
+          <w:b/>
+        </w:rPr>
+        <w:t>Outbound:</w:t>
+      </w:r>
+      <w:r>
+        <w:rPr/>
+        <w:t xml:space="preserve"> concurrency and rate limits matching the provider contract.</w:t>
+      </w:r>
+    </w:p>
+    <w:p>
+      <w:pPr>
+        <w:pStyle w:val="ListBullet"/>
+        <w:spacing w:after="40"/>
+      </w:pPr>
+      <w:r>
+        <w:rPr/>
+      </w:r>
+      <w:r>
+        <w:rPr>
+          <w:b/>
+        </w:rPr>
+        <w:t>Resilience:</w:t>
+      </w:r>
+      <w:r>
+        <w:rPr/>
+        <w:t xml:space="preserve"> circuit breaker opens on repeated failures; work waits in the queue.</w:t>
+      </w:r>
+    </w:p>
+    <w:p>
+      <w:pPr>
+        <w:spacing w:after="0"/>
+      </w:pPr>
+    </w:p>
+    <w:p>
+      <w:r>
+        <w:rPr/>
+      </w:r>
+      <w:r>
+        <w:rPr>
+          <w:b/>
+        </w:rPr>
+        <w:t>Example:</w:t>
+      </w:r>
+      <w:r>
+        <w:rPr/>
+        <w:t xml:space="preserve"> Twilio recording webhooks in; recording downloads out, limited to N concurrent downloads.</w:t>
+      </w:r>
+    </w:p>
+    <w:p>
+      <w:r>
+        <w:rPr/>
+      </w:r>
+      <w:r>
+        <w:rPr>
+          <w:b/>
+        </w:rPr>
+        <w:t>Say it like this:</w:t>
+      </w:r>
+      <w:r>
+        <w:rPr/>
+        <w:t xml:space="preserve"> "One service owns the partner relationship: it respects their limits, absorbs their outages, and gives the rest of our system a clean interface."</w:t>
+      </w:r>
+    </w:p>
+    <w:p>
+      <w:pPr>
+        <w:pBdr>
+          <w:bottom w:val="single" w:sz="6" w:space="1" w:color="BFC7D5"/>
+        </w:pBdr>
+      </w:pPr>
     </w:p>
     <w:p>
       <w:pPr>
